--- a/ky/wisdom-stories/i-am-aware-now.docx
+++ b/ky/wisdom-stories/i-am-aware-now.docx
@@ -93,7 +93,7 @@
           <w:sz w:val="22"/>
           <w:lang w:val="ky-KG"/>
         </w:rPr>
-        <w:t>Өзүнө корстон, мактанчаак жана текебер адамдарга мындан ары жашоомдон орун бергим келбесин түшүндүм.</w:t>
+        <w:t>Мактанчаак жана текебер адамдарга мындан ары жашоомдон орун бергим келбейт деп түшүндүм.</w:t>
       </w:r>
     </w:p>
     <w:p>
@@ -111,7 +111,7 @@
           <w:sz w:val="22"/>
           <w:lang w:val="ky-KG"/>
         </w:rPr>
-        <w:t>Чын каалаган адам жолун табарын, каалабаган адам шылтоосун табарын түшүндүм.</w:t>
+        <w:t>Каалагандын максаты болот, каалабаганда дайыма «бирок» болот деп түшүндүм.</w:t>
       </w:r>
     </w:p>
     <w:p>
@@ -147,7 +147,7 @@
           <w:sz w:val="22"/>
           <w:lang w:val="ky-KG"/>
         </w:rPr>
-        <w:t>Кежир адамдарды ишендирип, жолго салууга эми аракет кылбайм, анткени кежирди өз жолунан кайтаруу мүмкүн эмес экенин түшүндүм.</w:t>
+        <w:t>Кежир адамды ишендирүүгө эми аракет кылбайм, анткени мындай адамды оюнан кайтаруу мүмкүн эмес экенин түшүндүм.</w:t>
       </w:r>
     </w:p>
     <w:p>
@@ -183,7 +183,7 @@
           <w:sz w:val="22"/>
           <w:lang w:val="ky-KG"/>
         </w:rPr>
-        <w:t>Кечире албаган, ырайымсыз жана катаал адамдардан эми алыс болом. Ката кетиргенде кечирим сурай билген адамдарды гана баалаш керек экенин түшүндүм.</w:t>
+        <w:t>Кечире албаган, ырайымсыз жана катаал адамдардан эми алыс болом. Катасын түшүнүп, кечирим сурай билген адамдарды баалайм.</w:t>
       </w:r>
     </w:p>
     <w:p>
@@ -225,7 +225,7 @@
           <w:sz w:val="22"/>
           <w:lang w:val="ky-KG"/>
         </w:rPr>
-        <w:t xml:space="preserve">Сабак: </w:t>
+        <w:t>Сабак: Чыныгы жетилүү башкаларды өзгөртүүдө эмес, кимди жашооңо киргизип, кимден алыс болууну билүүдө.</w:t>
       </w:r>
       <w:r>
         <w:rPr>
@@ -234,7 +234,6 @@
           <w:sz w:val="22"/>
           <w:lang w:val="ky-KG"/>
         </w:rPr>
-        <w:t>Турмуштук акыл — ким менен жакын болуп, кимден оолак жүрүүнү билүү. Өз баркыңды сактап, көңүлүңө тынчтык бергендерди баала.</w:t>
       </w:r>
     </w:p>
     <w:p>
@@ -254,7 +253,7 @@
           <w:sz w:val="18"/>
           <w:lang w:val="ky-KG"/>
         </w:rPr>
-        <w:t>Окуя ачык интернет булактарынан алынды.</w:t>
+        <w:t>Аңгемелер ачык интернет булактарынан алынган, иллюстрациялар болсо ЖИ менен түзүлгөн.</w:t>
       </w:r>
     </w:p>
     <w:sectPr>
